--- a/Resposta_Oficio_2565-2026_ETURB.docx
+++ b/Resposta_Oficio_2565-2026_ETURB.docx
@@ -396,48 +396,62 @@
           <w:b w:val="false"/>
           <w:bCs w:val="false"/>
         </w:rPr>
-        <w:t xml:space="preserve">Conforme demonstrado no estudo técnico encaminhado com o Ofício nº 014/2026, o volume máximo de chorume projetado até maio de 2027, em cenário conservador, é da ordem de </w:t>
+        <w:t xml:space="preserve">Os dados reais de monitoramento corroboram esse cenário de segurança. As medições topográficas e aerofotogramétricas (drone) da lagoa em operação registraram </w:t>
       </w:r>
       <w:r>
         <w:rPr>
           <w:b/>
           <w:bCs/>
         </w:rPr>
-        <w:t xml:space="preserve">10.694 m³</w:t>
+        <w:t xml:space="preserve">redução do volume armazenado de 11.813,72 m³, em 26/05/2026, para 10.384,72 m³, em 13/07/2026</w:t>
       </w:r>
       <w:r>
         <w:rPr>
           <w:b w:val="false"/>
           <w:bCs w:val="false"/>
         </w:rPr>
-        <w:t xml:space="preserve"> — inferior, inclusive, à capacidade individual de cada uma das lagoas, e equivalente a cerca de 40% (quarenta por cento) da capacidade total instalada.</w:t>
-      </w:r>
-    </w:p>
-    <w:p>
-      <w:pPr>
-        <w:spacing w:after="120" w:before="0"/>
-        <w:jc w:val="both"/>
-      </w:pPr>
+        <w:t xml:space="preserve"> — queda líquida de aproximadamente 1.429 m³ —, não obstante o aporte contínuo de percolado no mesmo intervalo (cerca de 1.100 m³), o que evidencia </w:t>
+      </w:r>
+      <w:r>
+        <w:rPr>
+          <w:b/>
+          <w:bCs/>
+        </w:rPr>
+        <w:t xml:space="preserve">evaporação efetiva superior a 2.000 m³ em menos de dois meses</w:t>
+      </w:r>
       <w:r>
         <w:rPr>
           <w:b w:val="false"/>
           <w:bCs w:val="false"/>
         </w:rPr>
-        <w:t xml:space="preserve">Soma-se a isso a elevada eficiência do processo de evaporação natural verificada no local: </w:t>
+        <w:t xml:space="preserve">. O nível da lagoa, que atingira a cota máxima de 173,56 m ao final de abril de 2026, encontra-se desde então em trajetória contínua de queda (cota 173,12 m em 13/07/2026).</w:t>
+      </w:r>
+    </w:p>
+    <w:p>
+      <w:pPr>
+        <w:spacing w:after="120" w:before="0"/>
+        <w:jc w:val="both"/>
+      </w:pPr>
+      <w:r>
+        <w:rPr>
+          <w:b w:val="false"/>
+          <w:bCs w:val="false"/>
+        </w:rPr>
+        <w:t xml:space="preserve">No mesmo sentido, o afluente mensal à lagoa (geração de percolado somada à contribuição pluviométrica direta) apresenta acentuada redução: de 2.066 m³ em fevereiro de 2026 — pico do último período chuvoso, com 497 mm de precipitação — para 666 m³ em junho de 2026, o que corresponde a médias diárias de aproximadamente 74 m³/dia e 22 m³/dia, respectivamente. Com a entrada em operação da segunda lagoa, a capacidade livre de armazenamento será de </w:t>
       </w:r>
       <w:r>
         <w:rPr>
           <w:b/>
           <w:bCs/>
         </w:rPr>
-        <w:t xml:space="preserve">somente nos últimos 2 (dois) meses (junho e julho de 2026), registrou-se a evaporação de aproximadamente 2.000 m³ de percolado</w:t>
+        <w:t xml:space="preserve">aproximadamente 15.700 m³ — mais que o dobro de todo o afluente registrado entre janeiro e maio de 2026 (7.284 m³), ainda que se desconsiderasse integralmente o efeito da evaporação</w:t>
       </w:r>
       <w:r>
         <w:rPr>
           <w:b w:val="false"/>
           <w:bCs w:val="false"/>
         </w:rPr>
-        <w:t xml:space="preserve">, em plena consonância com o histórico climatológico da região considerado nas projeções apresentadas.</w:t>
+        <w:t xml:space="preserve">.</w:t>
       </w:r>
     </w:p>
     <w:p>
@@ -446,28 +460,69 @@
         <w:jc w:val="both"/>
       </w:pPr>
       <w:r>
-        <w:t xml:space="preserve">Cumpre observar, com o devido respeito e sem embargo das relevantes competências fiscalizatórias dessa Autarquia no plano contratual, que a avaliação acerca da existência de risco ambiental e da suficiência das medidas de gerenciamento de percolado insere-se na esfera de competência do órgão ambiental licenciador (SEMARH/PI), que acompanha regularmente o empreendimento e suas condicionantes e que, até o presente momento, não formulou qualquer apontamento de risco ou objeção às medidas implementadas. No plano contratual, registre-se que a implantação da solução definitiva de tratamento encontra previsão no Projeto Básico vinculado ao Credenciamento, cujas diretrizes e etapas vêm sendo fielmente observadas por esta empresa, conforme cronograma ora apresentado.</w:t>
-      </w:r>
-    </w:p>
-    <w:p>
-      <w:pPr>
-        <w:spacing w:after="120" w:before="0"/>
-        <w:jc w:val="both"/>
-      </w:pPr>
-      <w:r>
-        <w:t xml:space="preserve">Registre-se, ainda, que essa Autarquia realiza fiscalização semanal no empreendimento, dispondo, portanto, de acompanhamento contínuo e irrestrito das estruturas e medidas em curso. Esta empresa coloca-se, desde já, à disposição para vistoria técnica específica das novas estruturas de contingência, em data a ser designada por essa fiscalização.</w:t>
-      </w:r>
-    </w:p>
-    <w:p>
-      <w:pPr>
-        <w:spacing w:after="120" w:before="240"/>
-        <w:jc w:val="both"/>
-      </w:pPr>
+        <w:rPr>
+          <w:b w:val="false"/>
+          <w:bCs w:val="false"/>
+        </w:rPr>
+        <w:t xml:space="preserve">Tais dados convergem com o estudo técnico encaminhado com o Ofício nº 014/2026, segundo o qual o volume máximo de chorume projetado até maio de 2027, em cenário conservador, é da ordem de </w:t>
+      </w:r>
       <w:r>
         <w:rPr>
           <w:b/>
           <w:bCs/>
         </w:rPr>
+        <w:t xml:space="preserve">10.694 m³</w:t>
+      </w:r>
+      <w:r>
+        <w:rPr>
+          <w:b w:val="false"/>
+          <w:bCs w:val="false"/>
+        </w:rPr>
+        <w:t xml:space="preserve"> — inferior, inclusive, à capacidade individual de cada uma das lagoas, e equivalente a cerca de 40% (quarenta por cento) da capacidade total instalada. A síntese dos dados operacionais de monitoramento integra o </w:t>
+      </w:r>
+      <w:r>
+        <w:rPr>
+          <w:b/>
+          <w:bCs/>
+        </w:rPr>
+        <w:t xml:space="preserve">Anexo II</w:t>
+      </w:r>
+      <w:r>
+        <w:rPr>
+          <w:b w:val="false"/>
+          <w:bCs w:val="false"/>
+        </w:rPr>
+        <w:t xml:space="preserve">.</w:t>
+      </w:r>
+    </w:p>
+    <w:p>
+      <w:pPr>
+        <w:spacing w:after="120" w:before="0"/>
+        <w:jc w:val="both"/>
+      </w:pPr>
+      <w:r>
+        <w:t xml:space="preserve">Cumpre observar, com o devido respeito e sem embargo das relevantes competências fiscalizatórias dessa Autarquia no plano contratual, que a avaliação acerca da existência de risco ambiental e da suficiência das medidas de gerenciamento de percolado insere-se na esfera de competência do órgão ambiental licenciador (SEMARH/PI), que acompanha regularmente o empreendimento e suas condicionantes e que, até o presente momento, não formulou qualquer apontamento de risco ou objeção às medidas implementadas. No plano contratual, registre-se que a implantação da solução definitiva de tratamento encontra previsão no Projeto Básico vinculado ao Credenciamento, cujas diretrizes e etapas vêm sendo fielmente observadas por esta empresa, conforme cronograma ora apresentado.</w:t>
+      </w:r>
+    </w:p>
+    <w:p>
+      <w:pPr>
+        <w:spacing w:after="120" w:before="0"/>
+        <w:jc w:val="both"/>
+      </w:pPr>
+      <w:r>
+        <w:t xml:space="preserve">Registre-se, ainda, que essa Autarquia realiza fiscalização semanal no empreendimento, dispondo, portanto, de acompanhamento contínuo e irrestrito das estruturas e medidas em curso. Esta empresa coloca-se, desde já, à disposição para vistoria técnica específica das novas estruturas de contingência, em data a ser designada por essa fiscalização.</w:t>
+      </w:r>
+    </w:p>
+    <w:p>
+      <w:pPr>
+        <w:spacing w:after="120" w:before="240"/>
+        <w:jc w:val="both"/>
+      </w:pPr>
+      <w:r>
+        <w:rPr>
+          <w:b/>
+          <w:bCs/>
+        </w:rPr>
         <w:t xml:space="preserve">5. DAS TRATATIVAS COM A EMPRESA OXICHEMICAL (ITEM II DA NOTIFICAÇÃO)</w:t>
       </w:r>
     </w:p>
@@ -649,7 +704,7 @@
           <w:b w:val="false"/>
           <w:bCs w:val="false"/>
         </w:rPr>
-        <w:t xml:space="preserve">, ante a demonstração técnica de sua inexequibilidade e da desnecessidade operacional de sua antecipação, sem prejuízo do compromisso de antecipação de etapas sempre que possível;</w:t>
+        <w:t xml:space="preserve">, ante a demonstração técnica de sua inexequibilidade e a desnecessidade operacional de sua antecipação, evidenciada pelos dados de monitoramento (Anexo II), sem prejuízo do compromisso de antecipação de etapas sempre que possível;</w:t>
       </w:r>
     </w:p>
     <w:p>
@@ -687,6 +742,26 @@
       </w:pPr>
       <w:r>
         <w:t xml:space="preserve">Reafirmando o compromisso desta empresa com a adequada execução contratual, com a segurança ambiental do empreendimento e com a plena transparência perante essa fiscalização, colocamo-nos à inteira disposição para reunião técnica e para vistoria às estruturas mencionadas.</w:t>
+      </w:r>
+    </w:p>
+    <w:p>
+      <w:pPr>
+        <w:spacing w:after="120" w:before="0"/>
+        <w:jc w:val="both"/>
+      </w:pPr>
+      <w:r>
+        <w:rPr>
+          <w:b/>
+          <w:bCs/>
+        </w:rPr>
+        <w:t xml:space="preserve">Anexos: </w:t>
+      </w:r>
+      <w:r>
+        <w:rPr>
+          <w:b w:val="false"/>
+          <w:bCs w:val="false"/>
+        </w:rPr>
+        <w:t xml:space="preserve">I – Cronograma físico revisado de implantação da ETE; II – Síntese dos dados operacionais de monitoramento da lagoa de percolado.</w:t>
       </w:r>
     </w:p>
     <w:p>
@@ -2037,6 +2112,977 @@
       </w:pPr>
       <w:r>
         <w:t xml:space="preserve">As etapas foram reduzidas para adiantar a implantação, podendo sofrer alterações (atrasos ou antecipações), dependendo das liberações legais e em casos fortuitos ou força maior.</w:t>
+      </w:r>
+    </w:p>
+    <w:p>
+      <w:r>
+        <w:br w:type="page"/>
+      </w:r>
+    </w:p>
+    <w:p>
+      <w:pPr>
+        <w:spacing w:after="240" w:before="0"/>
+        <w:jc w:val="center"/>
+      </w:pPr>
+      <w:r>
+        <w:rPr>
+          <w:b/>
+          <w:bCs/>
+        </w:rPr>
+        <w:t xml:space="preserve">ANEXO II – SÍNTESE DOS DADOS OPERACIONAIS DE MONITORAMENTO DA LAGOA DE PERCOLADO</w:t>
+      </w:r>
+    </w:p>
+    <w:p>
+      <w:pPr>
+        <w:spacing w:after="120" w:before="0"/>
+        <w:jc w:val="both"/>
+      </w:pPr>
+      <w:r>
+        <w:rPr>
+          <w:b/>
+          <w:bCs/>
+        </w:rPr>
+        <w:t xml:space="preserve">Tabela 1 – Medições de volume armazenado na lagoa em operação</w:t>
+      </w:r>
+      <w:r>
+        <w:rPr>
+          <w:b w:val="false"/>
+          <w:bCs w:val="false"/>
+        </w:rPr>
+        <w:t xml:space="preserve"> (levantamentos topográficos e aerofotogramétricos por drone)</w:t>
+      </w:r>
+    </w:p>
+    <w:tbl>
+      <w:tblPr>
+        <w:tblW w:type="dxa" w:w="9071"/>
+        <w:tblBorders>
+          <w:top w:val="single" w:color="auto" w:sz="4"/>
+          <w:left w:val="single" w:color="auto" w:sz="4"/>
+          <w:bottom w:val="single" w:color="auto" w:sz="4"/>
+          <w:right w:val="single" w:color="auto" w:sz="4"/>
+          <w:insideH w:val="single" w:color="auto" w:sz="4"/>
+          <w:insideV w:val="single" w:color="auto" w:sz="4"/>
+        </w:tblBorders>
+      </w:tblPr>
+      <w:tblGrid>
+        <w:gridCol w:w="3024"/>
+        <w:gridCol w:w="3024"/>
+        <w:gridCol w:w="3023"/>
+      </w:tblGrid>
+      <w:tr>
+        <w:trPr>
+          <w:tblHeader/>
+        </w:trPr>
+        <w:tc>
+          <w:tcPr>
+            <w:tcW w:type="dxa" w:w="3024"/>
+            <w:shd w:fill="E6E6E6" w:color="auto" w:val="clear"/>
+            <w:tcMar>
+              <w:top w:type="dxa" w:w="60"/>
+              <w:left w:type="dxa" w:w="100"/>
+              <w:bottom w:type="dxa" w:w="60"/>
+              <w:right w:type="dxa" w:w="100"/>
+            </w:tcMar>
+            <w:vAlign w:val="center"/>
+          </w:tcPr>
+          <w:p>
+            <w:pPr>
+              <w:spacing w:after="0"/>
+              <w:jc w:val="center"/>
+            </w:pPr>
+            <w:r>
+              <w:rPr>
+                <w:b/>
+                <w:bCs/>
+              </w:rPr>
+              <w:t xml:space="preserve">Data da medição</w:t>
+            </w:r>
+          </w:p>
+        </w:tc>
+        <w:tc>
+          <w:tcPr>
+            <w:tcW w:type="dxa" w:w="3024"/>
+            <w:shd w:fill="E6E6E6" w:color="auto" w:val="clear"/>
+            <w:tcMar>
+              <w:top w:type="dxa" w:w="60"/>
+              <w:left w:type="dxa" w:w="100"/>
+              <w:bottom w:type="dxa" w:w="60"/>
+              <w:right w:type="dxa" w:w="100"/>
+            </w:tcMar>
+            <w:vAlign w:val="center"/>
+          </w:tcPr>
+          <w:p>
+            <w:pPr>
+              <w:spacing w:after="0"/>
+              <w:jc w:val="center"/>
+            </w:pPr>
+            <w:r>
+              <w:rPr>
+                <w:b/>
+                <w:bCs/>
+              </w:rPr>
+              <w:t xml:space="preserve">Cota do nível (m)</w:t>
+            </w:r>
+          </w:p>
+        </w:tc>
+        <w:tc>
+          <w:tcPr>
+            <w:tcW w:type="dxa" w:w="3023"/>
+            <w:shd w:fill="E6E6E6" w:color="auto" w:val="clear"/>
+            <w:tcMar>
+              <w:top w:type="dxa" w:w="60"/>
+              <w:left w:type="dxa" w:w="100"/>
+              <w:bottom w:type="dxa" w:w="60"/>
+              <w:right w:type="dxa" w:w="100"/>
+            </w:tcMar>
+            <w:vAlign w:val="center"/>
+          </w:tcPr>
+          <w:p>
+            <w:pPr>
+              <w:spacing w:after="0"/>
+              <w:jc w:val="center"/>
+            </w:pPr>
+            <w:r>
+              <w:rPr>
+                <w:b/>
+                <w:bCs/>
+              </w:rPr>
+              <w:t xml:space="preserve">Volume armazenado (m³)</w:t>
+            </w:r>
+          </w:p>
+        </w:tc>
+      </w:tr>
+      <w:tr>
+        <w:tc>
+          <w:tcPr>
+            <w:tcW w:type="dxa" w:w="3024"/>
+            <w:tcMar>
+              <w:top w:type="dxa" w:w="60"/>
+              <w:left w:type="dxa" w:w="100"/>
+              <w:bottom w:type="dxa" w:w="60"/>
+              <w:right w:type="dxa" w:w="100"/>
+            </w:tcMar>
+            <w:vAlign w:val="center"/>
+          </w:tcPr>
+          <w:p>
+            <w:pPr>
+              <w:spacing w:after="0"/>
+              <w:jc w:val="center"/>
+            </w:pPr>
+            <w:r>
+              <w:rPr>
+                <w:b w:val="false"/>
+                <w:bCs w:val="false"/>
+              </w:rPr>
+              <w:t xml:space="preserve">26/05/2026</w:t>
+            </w:r>
+          </w:p>
+        </w:tc>
+        <w:tc>
+          <w:tcPr>
+            <w:tcW w:type="dxa" w:w="3024"/>
+            <w:tcMar>
+              <w:top w:type="dxa" w:w="60"/>
+              <w:left w:type="dxa" w:w="100"/>
+              <w:bottom w:type="dxa" w:w="60"/>
+              <w:right w:type="dxa" w:w="100"/>
+            </w:tcMar>
+            <w:vAlign w:val="center"/>
+          </w:tcPr>
+          <w:p>
+            <w:pPr>
+              <w:spacing w:after="0"/>
+              <w:jc w:val="center"/>
+            </w:pPr>
+            <w:r>
+              <w:rPr>
+                <w:b w:val="false"/>
+                <w:bCs w:val="false"/>
+              </w:rPr>
+              <w:t xml:space="preserve">173,51</w:t>
+            </w:r>
+          </w:p>
+        </w:tc>
+        <w:tc>
+          <w:tcPr>
+            <w:tcW w:type="dxa" w:w="3023"/>
+            <w:tcMar>
+              <w:top w:type="dxa" w:w="60"/>
+              <w:left w:type="dxa" w:w="100"/>
+              <w:bottom w:type="dxa" w:w="60"/>
+              <w:right w:type="dxa" w:w="100"/>
+            </w:tcMar>
+            <w:vAlign w:val="center"/>
+          </w:tcPr>
+          <w:p>
+            <w:pPr>
+              <w:spacing w:after="0"/>
+              <w:jc w:val="center"/>
+            </w:pPr>
+            <w:r>
+              <w:rPr>
+                <w:b w:val="false"/>
+                <w:bCs w:val="false"/>
+              </w:rPr>
+              <w:t xml:space="preserve">11.813,72</w:t>
+            </w:r>
+          </w:p>
+        </w:tc>
+      </w:tr>
+      <w:tr>
+        <w:tc>
+          <w:tcPr>
+            <w:tcW w:type="dxa" w:w="3024"/>
+            <w:tcMar>
+              <w:top w:type="dxa" w:w="60"/>
+              <w:left w:type="dxa" w:w="100"/>
+              <w:bottom w:type="dxa" w:w="60"/>
+              <w:right w:type="dxa" w:w="100"/>
+            </w:tcMar>
+            <w:vAlign w:val="center"/>
+          </w:tcPr>
+          <w:p>
+            <w:pPr>
+              <w:spacing w:after="0"/>
+              <w:jc w:val="center"/>
+            </w:pPr>
+            <w:r>
+              <w:rPr>
+                <w:b w:val="false"/>
+                <w:bCs w:val="false"/>
+              </w:rPr>
+              <w:t xml:space="preserve">22/06/2026</w:t>
+            </w:r>
+          </w:p>
+        </w:tc>
+        <w:tc>
+          <w:tcPr>
+            <w:tcW w:type="dxa" w:w="3024"/>
+            <w:tcMar>
+              <w:top w:type="dxa" w:w="60"/>
+              <w:left w:type="dxa" w:w="100"/>
+              <w:bottom w:type="dxa" w:w="60"/>
+              <w:right w:type="dxa" w:w="100"/>
+            </w:tcMar>
+            <w:vAlign w:val="center"/>
+          </w:tcPr>
+          <w:p>
+            <w:pPr>
+              <w:spacing w:after="0"/>
+              <w:jc w:val="center"/>
+            </w:pPr>
+            <w:r>
+              <w:rPr>
+                <w:b w:val="false"/>
+                <w:bCs w:val="false"/>
+              </w:rPr>
+              <w:t xml:space="preserve">173,12</w:t>
+            </w:r>
+          </w:p>
+        </w:tc>
+        <w:tc>
+          <w:tcPr>
+            <w:tcW w:type="dxa" w:w="3023"/>
+            <w:tcMar>
+              <w:top w:type="dxa" w:w="60"/>
+              <w:left w:type="dxa" w:w="100"/>
+              <w:bottom w:type="dxa" w:w="60"/>
+              <w:right w:type="dxa" w:w="100"/>
+            </w:tcMar>
+            <w:vAlign w:val="center"/>
+          </w:tcPr>
+          <w:p>
+            <w:pPr>
+              <w:spacing w:after="0"/>
+              <w:jc w:val="center"/>
+            </w:pPr>
+            <w:r>
+              <w:rPr>
+                <w:b w:val="false"/>
+                <w:bCs w:val="false"/>
+              </w:rPr>
+              <w:t xml:space="preserve">10.384,72</w:t>
+            </w:r>
+          </w:p>
+        </w:tc>
+      </w:tr>
+      <w:tr>
+        <w:tc>
+          <w:tcPr>
+            <w:tcW w:type="dxa" w:w="3024"/>
+            <w:tcMar>
+              <w:top w:type="dxa" w:w="60"/>
+              <w:left w:type="dxa" w:w="100"/>
+              <w:bottom w:type="dxa" w:w="60"/>
+              <w:right w:type="dxa" w:w="100"/>
+            </w:tcMar>
+            <w:vAlign w:val="center"/>
+          </w:tcPr>
+          <w:p>
+            <w:pPr>
+              <w:spacing w:after="0"/>
+              <w:jc w:val="center"/>
+            </w:pPr>
+            <w:r>
+              <w:rPr>
+                <w:b w:val="false"/>
+                <w:bCs w:val="false"/>
+              </w:rPr>
+              <w:t xml:space="preserve">13/07/2026</w:t>
+            </w:r>
+          </w:p>
+        </w:tc>
+        <w:tc>
+          <w:tcPr>
+            <w:tcW w:type="dxa" w:w="3024"/>
+            <w:tcMar>
+              <w:top w:type="dxa" w:w="60"/>
+              <w:left w:type="dxa" w:w="100"/>
+              <w:bottom w:type="dxa" w:w="60"/>
+              <w:right w:type="dxa" w:w="100"/>
+            </w:tcMar>
+            <w:vAlign w:val="center"/>
+          </w:tcPr>
+          <w:p>
+            <w:pPr>
+              <w:spacing w:after="0"/>
+              <w:jc w:val="center"/>
+            </w:pPr>
+            <w:r>
+              <w:rPr>
+                <w:b w:val="false"/>
+                <w:bCs w:val="false"/>
+              </w:rPr>
+              <w:t xml:space="preserve">173,12</w:t>
+            </w:r>
+          </w:p>
+        </w:tc>
+        <w:tc>
+          <w:tcPr>
+            <w:tcW w:type="dxa" w:w="3023"/>
+            <w:tcMar>
+              <w:top w:type="dxa" w:w="60"/>
+              <w:left w:type="dxa" w:w="100"/>
+              <w:bottom w:type="dxa" w:w="60"/>
+              <w:right w:type="dxa" w:w="100"/>
+            </w:tcMar>
+            <w:vAlign w:val="center"/>
+          </w:tcPr>
+          <w:p>
+            <w:pPr>
+              <w:spacing w:after="0"/>
+              <w:jc w:val="center"/>
+            </w:pPr>
+            <w:r>
+              <w:rPr>
+                <w:b w:val="false"/>
+                <w:bCs w:val="false"/>
+              </w:rPr>
+              <w:t xml:space="preserve">10.384,72</w:t>
+            </w:r>
+          </w:p>
+        </w:tc>
+      </w:tr>
+    </w:tbl>
+    <w:p>
+      <w:pPr>
+        <w:spacing w:after="360" w:before="120"/>
+        <w:jc w:val="both"/>
+      </w:pPr>
+      <w:r>
+        <w:t xml:space="preserve">Cota máxima registrada no último período chuvoso: 173,56 m, em 30/04/2026 — em trajetória contínua de queda desde então.</w:t>
+      </w:r>
+    </w:p>
+    <w:p>
+      <w:pPr>
+        <w:spacing w:after="120" w:before="0"/>
+        <w:jc w:val="both"/>
+      </w:pPr>
+      <w:r>
+        <w:rPr>
+          <w:b/>
+          <w:bCs/>
+        </w:rPr>
+        <w:t xml:space="preserve">Tabela 2 – Afluente mensal à lagoa em 2026</w:t>
+      </w:r>
+      <w:r>
+        <w:rPr>
+          <w:b w:val="false"/>
+          <w:bCs w:val="false"/>
+        </w:rPr>
+        <w:t xml:space="preserve"> (geração de percolado + contribuição pluviométrica direta)</w:t>
+      </w:r>
+    </w:p>
+    <w:tbl>
+      <w:tblPr>
+        <w:tblW w:type="dxa" w:w="9071"/>
+        <w:tblBorders>
+          <w:top w:val="single" w:color="auto" w:sz="4"/>
+          <w:left w:val="single" w:color="auto" w:sz="4"/>
+          <w:bottom w:val="single" w:color="auto" w:sz="4"/>
+          <w:right w:val="single" w:color="auto" w:sz="4"/>
+          <w:insideH w:val="single" w:color="auto" w:sz="4"/>
+          <w:insideV w:val="single" w:color="auto" w:sz="4"/>
+        </w:tblBorders>
+      </w:tblPr>
+      <w:tblGrid>
+        <w:gridCol w:w="3024"/>
+        <w:gridCol w:w="3024"/>
+        <w:gridCol w:w="3023"/>
+      </w:tblGrid>
+      <w:tr>
+        <w:trPr>
+          <w:tblHeader/>
+        </w:trPr>
+        <w:tc>
+          <w:tcPr>
+            <w:tcW w:type="dxa" w:w="3024"/>
+            <w:shd w:fill="E6E6E6" w:color="auto" w:val="clear"/>
+            <w:tcMar>
+              <w:top w:type="dxa" w:w="60"/>
+              <w:left w:type="dxa" w:w="100"/>
+              <w:bottom w:type="dxa" w:w="60"/>
+              <w:right w:type="dxa" w:w="100"/>
+            </w:tcMar>
+            <w:vAlign w:val="center"/>
+          </w:tcPr>
+          <w:p>
+            <w:pPr>
+              <w:spacing w:after="0"/>
+              <w:jc w:val="center"/>
+            </w:pPr>
+            <w:r>
+              <w:rPr>
+                <w:b/>
+                <w:bCs/>
+              </w:rPr>
+              <w:t xml:space="preserve">Mês</w:t>
+            </w:r>
+          </w:p>
+        </w:tc>
+        <w:tc>
+          <w:tcPr>
+            <w:tcW w:type="dxa" w:w="3024"/>
+            <w:shd w:fill="E6E6E6" w:color="auto" w:val="clear"/>
+            <w:tcMar>
+              <w:top w:type="dxa" w:w="60"/>
+              <w:left w:type="dxa" w:w="100"/>
+              <w:bottom w:type="dxa" w:w="60"/>
+              <w:right w:type="dxa" w:w="100"/>
+            </w:tcMar>
+            <w:vAlign w:val="center"/>
+          </w:tcPr>
+          <w:p>
+            <w:pPr>
+              <w:spacing w:after="0"/>
+              <w:jc w:val="center"/>
+            </w:pPr>
+            <w:r>
+              <w:rPr>
+                <w:b/>
+                <w:bCs/>
+              </w:rPr>
+              <w:t xml:space="preserve">Precipitação (mm)</w:t>
+            </w:r>
+          </w:p>
+        </w:tc>
+        <w:tc>
+          <w:tcPr>
+            <w:tcW w:type="dxa" w:w="3023"/>
+            <w:shd w:fill="E6E6E6" w:color="auto" w:val="clear"/>
+            <w:tcMar>
+              <w:top w:type="dxa" w:w="60"/>
+              <w:left w:type="dxa" w:w="100"/>
+              <w:bottom w:type="dxa" w:w="60"/>
+              <w:right w:type="dxa" w:w="100"/>
+            </w:tcMar>
+            <w:vAlign w:val="center"/>
+          </w:tcPr>
+          <w:p>
+            <w:pPr>
+              <w:spacing w:after="0"/>
+              <w:jc w:val="center"/>
+            </w:pPr>
+            <w:r>
+              <w:rPr>
+                <w:b/>
+                <w:bCs/>
+              </w:rPr>
+              <w:t xml:space="preserve">Afluente total (m³)</w:t>
+            </w:r>
+          </w:p>
+        </w:tc>
+      </w:tr>
+      <w:tr>
+        <w:tc>
+          <w:tcPr>
+            <w:tcW w:type="dxa" w:w="3024"/>
+            <w:tcMar>
+              <w:top w:type="dxa" w:w="60"/>
+              <w:left w:type="dxa" w:w="100"/>
+              <w:bottom w:type="dxa" w:w="60"/>
+              <w:right w:type="dxa" w:w="100"/>
+            </w:tcMar>
+            <w:vAlign w:val="center"/>
+          </w:tcPr>
+          <w:p>
+            <w:pPr>
+              <w:spacing w:after="0"/>
+              <w:jc w:val="center"/>
+            </w:pPr>
+            <w:r>
+              <w:rPr>
+                <w:b w:val="false"/>
+                <w:bCs w:val="false"/>
+              </w:rPr>
+              <w:t xml:space="preserve">janeiro/2026</w:t>
+            </w:r>
+          </w:p>
+        </w:tc>
+        <w:tc>
+          <w:tcPr>
+            <w:tcW w:type="dxa" w:w="3024"/>
+            <w:tcMar>
+              <w:top w:type="dxa" w:w="60"/>
+              <w:left w:type="dxa" w:w="100"/>
+              <w:bottom w:type="dxa" w:w="60"/>
+              <w:right w:type="dxa" w:w="100"/>
+            </w:tcMar>
+            <w:vAlign w:val="center"/>
+          </w:tcPr>
+          <w:p>
+            <w:pPr>
+              <w:spacing w:after="0"/>
+              <w:jc w:val="center"/>
+            </w:pPr>
+            <w:r>
+              <w:rPr>
+                <w:b w:val="false"/>
+                <w:bCs w:val="false"/>
+              </w:rPr>
+              <w:t xml:space="preserve">215,0</w:t>
+            </w:r>
+          </w:p>
+        </w:tc>
+        <w:tc>
+          <w:tcPr>
+            <w:tcW w:type="dxa" w:w="3023"/>
+            <w:tcMar>
+              <w:top w:type="dxa" w:w="60"/>
+              <w:left w:type="dxa" w:w="100"/>
+              <w:bottom w:type="dxa" w:w="60"/>
+              <w:right w:type="dxa" w:w="100"/>
+            </w:tcMar>
+            <w:vAlign w:val="center"/>
+          </w:tcPr>
+          <w:p>
+            <w:pPr>
+              <w:spacing w:after="0"/>
+              <w:jc w:val="center"/>
+            </w:pPr>
+            <w:r>
+              <w:rPr>
+                <w:b w:val="false"/>
+                <w:bCs w:val="false"/>
+              </w:rPr>
+              <w:t xml:space="preserve">1.486,6</w:t>
+            </w:r>
+          </w:p>
+        </w:tc>
+      </w:tr>
+      <w:tr>
+        <w:tc>
+          <w:tcPr>
+            <w:tcW w:type="dxa" w:w="3024"/>
+            <w:tcMar>
+              <w:top w:type="dxa" w:w="60"/>
+              <w:left w:type="dxa" w:w="100"/>
+              <w:bottom w:type="dxa" w:w="60"/>
+              <w:right w:type="dxa" w:w="100"/>
+            </w:tcMar>
+            <w:vAlign w:val="center"/>
+          </w:tcPr>
+          <w:p>
+            <w:pPr>
+              <w:spacing w:after="0"/>
+              <w:jc w:val="center"/>
+            </w:pPr>
+            <w:r>
+              <w:rPr>
+                <w:b w:val="false"/>
+                <w:bCs w:val="false"/>
+              </w:rPr>
+              <w:t xml:space="preserve">fevereiro/2026</w:t>
+            </w:r>
+          </w:p>
+        </w:tc>
+        <w:tc>
+          <w:tcPr>
+            <w:tcW w:type="dxa" w:w="3024"/>
+            <w:tcMar>
+              <w:top w:type="dxa" w:w="60"/>
+              <w:left w:type="dxa" w:w="100"/>
+              <w:bottom w:type="dxa" w:w="60"/>
+              <w:right w:type="dxa" w:w="100"/>
+            </w:tcMar>
+            <w:vAlign w:val="center"/>
+          </w:tcPr>
+          <w:p>
+            <w:pPr>
+              <w:spacing w:after="0"/>
+              <w:jc w:val="center"/>
+            </w:pPr>
+            <w:r>
+              <w:rPr>
+                <w:b w:val="false"/>
+                <w:bCs w:val="false"/>
+              </w:rPr>
+              <w:t xml:space="preserve">497,0</w:t>
+            </w:r>
+          </w:p>
+        </w:tc>
+        <w:tc>
+          <w:tcPr>
+            <w:tcW w:type="dxa" w:w="3023"/>
+            <w:tcMar>
+              <w:top w:type="dxa" w:w="60"/>
+              <w:left w:type="dxa" w:w="100"/>
+              <w:bottom w:type="dxa" w:w="60"/>
+              <w:right w:type="dxa" w:w="100"/>
+            </w:tcMar>
+            <w:vAlign w:val="center"/>
+          </w:tcPr>
+          <w:p>
+            <w:pPr>
+              <w:spacing w:after="0"/>
+              <w:jc w:val="center"/>
+            </w:pPr>
+            <w:r>
+              <w:rPr>
+                <w:b w:val="false"/>
+                <w:bCs w:val="false"/>
+              </w:rPr>
+              <w:t xml:space="preserve">2.066,5</w:t>
+            </w:r>
+          </w:p>
+        </w:tc>
+      </w:tr>
+      <w:tr>
+        <w:tc>
+          <w:tcPr>
+            <w:tcW w:type="dxa" w:w="3024"/>
+            <w:tcMar>
+              <w:top w:type="dxa" w:w="60"/>
+              <w:left w:type="dxa" w:w="100"/>
+              <w:bottom w:type="dxa" w:w="60"/>
+              <w:right w:type="dxa" w:w="100"/>
+            </w:tcMar>
+            <w:vAlign w:val="center"/>
+          </w:tcPr>
+          <w:p>
+            <w:pPr>
+              <w:spacing w:after="0"/>
+              <w:jc w:val="center"/>
+            </w:pPr>
+            <w:r>
+              <w:rPr>
+                <w:b w:val="false"/>
+                <w:bCs w:val="false"/>
+              </w:rPr>
+              <w:t xml:space="preserve">março/2026</w:t>
+            </w:r>
+          </w:p>
+        </w:tc>
+        <w:tc>
+          <w:tcPr>
+            <w:tcW w:type="dxa" w:w="3024"/>
+            <w:tcMar>
+              <w:top w:type="dxa" w:w="60"/>
+              <w:left w:type="dxa" w:w="100"/>
+              <w:bottom w:type="dxa" w:w="60"/>
+              <w:right w:type="dxa" w:w="100"/>
+            </w:tcMar>
+            <w:vAlign w:val="center"/>
+          </w:tcPr>
+          <w:p>
+            <w:pPr>
+              <w:spacing w:after="0"/>
+              <w:jc w:val="center"/>
+            </w:pPr>
+            <w:r>
+              <w:rPr>
+                <w:b w:val="false"/>
+                <w:bCs w:val="false"/>
+              </w:rPr>
+              <w:t xml:space="preserve">196,6</w:t>
+            </w:r>
+          </w:p>
+        </w:tc>
+        <w:tc>
+          <w:tcPr>
+            <w:tcW w:type="dxa" w:w="3023"/>
+            <w:tcMar>
+              <w:top w:type="dxa" w:w="60"/>
+              <w:left w:type="dxa" w:w="100"/>
+              <w:bottom w:type="dxa" w:w="60"/>
+              <w:right w:type="dxa" w:w="100"/>
+            </w:tcMar>
+            <w:vAlign w:val="center"/>
+          </w:tcPr>
+          <w:p>
+            <w:pPr>
+              <w:spacing w:after="0"/>
+              <w:jc w:val="center"/>
+            </w:pPr>
+            <w:r>
+              <w:rPr>
+                <w:b w:val="false"/>
+                <w:bCs w:val="false"/>
+              </w:rPr>
+              <w:t xml:space="preserve">1.369,4</w:t>
+            </w:r>
+          </w:p>
+        </w:tc>
+      </w:tr>
+      <w:tr>
+        <w:tc>
+          <w:tcPr>
+            <w:tcW w:type="dxa" w:w="3024"/>
+            <w:tcMar>
+              <w:top w:type="dxa" w:w="60"/>
+              <w:left w:type="dxa" w:w="100"/>
+              <w:bottom w:type="dxa" w:w="60"/>
+              <w:right w:type="dxa" w:w="100"/>
+            </w:tcMar>
+            <w:vAlign w:val="center"/>
+          </w:tcPr>
+          <w:p>
+            <w:pPr>
+              <w:spacing w:after="0"/>
+              <w:jc w:val="center"/>
+            </w:pPr>
+            <w:r>
+              <w:rPr>
+                <w:b w:val="false"/>
+                <w:bCs w:val="false"/>
+              </w:rPr>
+              <w:t xml:space="preserve">abril/2026</w:t>
+            </w:r>
+          </w:p>
+        </w:tc>
+        <w:tc>
+          <w:tcPr>
+            <w:tcW w:type="dxa" w:w="3024"/>
+            <w:tcMar>
+              <w:top w:type="dxa" w:w="60"/>
+              <w:left w:type="dxa" w:w="100"/>
+              <w:bottom w:type="dxa" w:w="60"/>
+              <w:right w:type="dxa" w:w="100"/>
+            </w:tcMar>
+            <w:vAlign w:val="center"/>
+          </w:tcPr>
+          <w:p>
+            <w:pPr>
+              <w:spacing w:after="0"/>
+              <w:jc w:val="center"/>
+            </w:pPr>
+            <w:r>
+              <w:rPr>
+                <w:b w:val="false"/>
+                <w:bCs w:val="false"/>
+              </w:rPr>
+              <w:t xml:space="preserve">293,8</w:t>
+            </w:r>
+          </w:p>
+        </w:tc>
+        <w:tc>
+          <w:tcPr>
+            <w:tcW w:type="dxa" w:w="3023"/>
+            <w:tcMar>
+              <w:top w:type="dxa" w:w="60"/>
+              <w:left w:type="dxa" w:w="100"/>
+              <w:bottom w:type="dxa" w:w="60"/>
+              <w:right w:type="dxa" w:w="100"/>
+            </w:tcMar>
+            <w:vAlign w:val="center"/>
+          </w:tcPr>
+          <w:p>
+            <w:pPr>
+              <w:spacing w:after="0"/>
+              <w:jc w:val="center"/>
+            </w:pPr>
+            <w:r>
+              <w:rPr>
+                <w:b w:val="false"/>
+                <w:bCs w:val="false"/>
+              </w:rPr>
+              <w:t xml:space="preserve">1.383,9</w:t>
+            </w:r>
+          </w:p>
+        </w:tc>
+      </w:tr>
+      <w:tr>
+        <w:tc>
+          <w:tcPr>
+            <w:tcW w:type="dxa" w:w="3024"/>
+            <w:tcMar>
+              <w:top w:type="dxa" w:w="60"/>
+              <w:left w:type="dxa" w:w="100"/>
+              <w:bottom w:type="dxa" w:w="60"/>
+              <w:right w:type="dxa" w:w="100"/>
+            </w:tcMar>
+            <w:vAlign w:val="center"/>
+          </w:tcPr>
+          <w:p>
+            <w:pPr>
+              <w:spacing w:after="0"/>
+              <w:jc w:val="center"/>
+            </w:pPr>
+            <w:r>
+              <w:rPr>
+                <w:b w:val="false"/>
+                <w:bCs w:val="false"/>
+              </w:rPr>
+              <w:t xml:space="preserve">maio/2026</w:t>
+            </w:r>
+          </w:p>
+        </w:tc>
+        <w:tc>
+          <w:tcPr>
+            <w:tcW w:type="dxa" w:w="3024"/>
+            <w:tcMar>
+              <w:top w:type="dxa" w:w="60"/>
+              <w:left w:type="dxa" w:w="100"/>
+              <w:bottom w:type="dxa" w:w="60"/>
+              <w:right w:type="dxa" w:w="100"/>
+            </w:tcMar>
+            <w:vAlign w:val="center"/>
+          </w:tcPr>
+          <w:p>
+            <w:pPr>
+              <w:spacing w:after="0"/>
+              <w:jc w:val="center"/>
+            </w:pPr>
+            <w:r>
+              <w:rPr>
+                <w:b w:val="false"/>
+                <w:bCs w:val="false"/>
+              </w:rPr>
+              <w:t xml:space="preserve">73,2</w:t>
+            </w:r>
+          </w:p>
+        </w:tc>
+        <w:tc>
+          <w:tcPr>
+            <w:tcW w:type="dxa" w:w="3023"/>
+            <w:tcMar>
+              <w:top w:type="dxa" w:w="60"/>
+              <w:left w:type="dxa" w:w="100"/>
+              <w:bottom w:type="dxa" w:w="60"/>
+              <w:right w:type="dxa" w:w="100"/>
+            </w:tcMar>
+            <w:vAlign w:val="center"/>
+          </w:tcPr>
+          <w:p>
+            <w:pPr>
+              <w:spacing w:after="0"/>
+              <w:jc w:val="center"/>
+            </w:pPr>
+            <w:r>
+              <w:rPr>
+                <w:b w:val="false"/>
+                <w:bCs w:val="false"/>
+              </w:rPr>
+              <w:t xml:space="preserve">977,8</w:t>
+            </w:r>
+          </w:p>
+        </w:tc>
+      </w:tr>
+      <w:tr>
+        <w:tc>
+          <w:tcPr>
+            <w:tcW w:type="dxa" w:w="3024"/>
+            <w:tcMar>
+              <w:top w:type="dxa" w:w="60"/>
+              <w:left w:type="dxa" w:w="100"/>
+              <w:bottom w:type="dxa" w:w="60"/>
+              <w:right w:type="dxa" w:w="100"/>
+            </w:tcMar>
+            <w:vAlign w:val="center"/>
+          </w:tcPr>
+          <w:p>
+            <w:pPr>
+              <w:spacing w:after="0"/>
+              <w:jc w:val="center"/>
+            </w:pPr>
+            <w:r>
+              <w:rPr>
+                <w:b w:val="false"/>
+                <w:bCs w:val="false"/>
+              </w:rPr>
+              <w:t xml:space="preserve">junho/2026</w:t>
+            </w:r>
+          </w:p>
+        </w:tc>
+        <w:tc>
+          <w:tcPr>
+            <w:tcW w:type="dxa" w:w="3024"/>
+            <w:tcMar>
+              <w:top w:type="dxa" w:w="60"/>
+              <w:left w:type="dxa" w:w="100"/>
+              <w:bottom w:type="dxa" w:w="60"/>
+              <w:right w:type="dxa" w:w="100"/>
+            </w:tcMar>
+            <w:vAlign w:val="center"/>
+          </w:tcPr>
+          <w:p>
+            <w:pPr>
+              <w:spacing w:after="0"/>
+              <w:jc w:val="center"/>
+            </w:pPr>
+            <w:r>
+              <w:rPr>
+                <w:b w:val="false"/>
+                <w:bCs w:val="false"/>
+              </w:rPr>
+              <w:t xml:space="preserve">26,2</w:t>
+            </w:r>
+          </w:p>
+        </w:tc>
+        <w:tc>
+          <w:tcPr>
+            <w:tcW w:type="dxa" w:w="3023"/>
+            <w:tcMar>
+              <w:top w:type="dxa" w:w="60"/>
+              <w:left w:type="dxa" w:w="100"/>
+              <w:bottom w:type="dxa" w:w="60"/>
+              <w:right w:type="dxa" w:w="100"/>
+            </w:tcMar>
+            <w:vAlign w:val="center"/>
+          </w:tcPr>
+          <w:p>
+            <w:pPr>
+              <w:spacing w:after="0"/>
+              <w:jc w:val="center"/>
+            </w:pPr>
+            <w:r>
+              <w:rPr>
+                <w:b w:val="false"/>
+                <w:bCs w:val="false"/>
+              </w:rPr>
+              <w:t xml:space="preserve">666,0</w:t>
+            </w:r>
+          </w:p>
+        </w:tc>
+      </w:tr>
+    </w:tbl>
+    <w:p>
+      <w:pPr>
+        <w:spacing w:after="120" w:before="120"/>
+        <w:jc w:val="both"/>
+      </w:pPr>
+      <w:r>
+        <w:t xml:space="preserve">Fonte: planilhas de monitoramento operacional da REVITA (acompanhamento diário de geração de chorume e medições topográficas de cota/volume da lagoa), que permanecem à disposição dessa fiscalização.</w:t>
       </w:r>
     </w:p>
     <w:sectPr>

--- a/Resposta_Oficio_2565-2026_ETURB.docx
+++ b/Resposta_Oficio_2565-2026_ETURB.docx
@@ -492,7 +492,7 @@
           <w:b w:val="false"/>
           <w:bCs w:val="false"/>
         </w:rPr>
-        <w:t xml:space="preserve">.</w:t>
+        <w:t xml:space="preserve"> (Tabelas 1 e 2, Gráficos 1 a 4 e Figura 1).</w:t>
       </w:r>
     </w:p>
     <w:p>
@@ -761,7 +761,7 @@
           <w:b w:val="false"/>
           <w:bCs w:val="false"/>
         </w:rPr>
-        <w:t xml:space="preserve">I – Cronograma físico revisado de implantação da ETE; II – Síntese dos dados operacionais de monitoramento da lagoa de percolado.</w:t>
+        <w:t xml:space="preserve">I – Cronograma físico revisado de implantação da ETE; II – Síntese dos dados operacionais de monitoramento da lagoa de percolado (tabelas, gráficos e registro aerofotogramétrico).</w:t>
       </w:r>
     </w:p>
     <w:p>
@@ -3083,6 +3083,301 @@
       </w:pPr>
       <w:r>
         <w:t xml:space="preserve">Fonte: planilhas de monitoramento operacional da REVITA (acompanhamento diário de geração de chorume e medições topográficas de cota/volume da lagoa), que permanecem à disposição dessa fiscalização.</w:t>
+      </w:r>
+    </w:p>
+    <w:p>
+      <w:pPr>
+        <w:spacing w:after="60" w:before="240"/>
+        <w:jc w:val="both"/>
+      </w:pPr>
+      <w:r>
+        <w:rPr>
+          <w:b/>
+          <w:bCs/>
+        </w:rPr>
+        <w:t xml:space="preserve">Gráfico 1 – Estoque de percolado: balanço teórico sem evaporação (série do estudo encaminhado com o Ofício nº 014/2026) × volume efetivamente medido por topografia/drone, confrontados com as capacidades de armazenamento</w:t>
+      </w:r>
+    </w:p>
+    <w:p>
+      <w:pPr>
+        <w:spacing w:after="120"/>
+        <w:jc w:val="center"/>
+      </w:pPr>
+      <w:r>
+        <w:drawing>
+          <wp:inline distT="0" distB="0" distL="0" distR="0">
+            <wp:extent cx="5762625" cy="2914650"/>
+            <wp:effectExtent t="0" r="0" b="0" l="0"/>
+            <wp:docPr id="1" name="" descr="" title=""/>
+            <wp:cNvGraphicFramePr>
+              <a:graphicFrameLocks xmlns:a="http://schemas.openxmlformats.org/drawingml/2006/main" noChangeAspect="1"/>
+            </wp:cNvGraphicFramePr>
+            <a:graphic xmlns:a="http://schemas.openxmlformats.org/drawingml/2006/main">
+              <a:graphicData uri="http://schemas.openxmlformats.org/drawingml/2006/picture">
+                <pic:pic xmlns:pic="http://schemas.openxmlformats.org/drawingml/2006/picture">
+                  <pic:nvPicPr>
+                    <pic:cNvPr id="0" name="" descr=""/>
+                    <pic:cNvPicPr>
+                      <a:picLocks noChangeAspect="1" noChangeArrowheads="1"/>
+                    </pic:cNvPicPr>
+                  </pic:nvPicPr>
+                  <pic:blipFill>
+                    <a:blip r:embed="rId7" cstate="none"/>
+                    <a:srcRect/>
+                    <a:stretch>
+                      <a:fillRect/>
+                    </a:stretch>
+                  </pic:blipFill>
+                  <pic:spPr bwMode="auto">
+                    <a:xfrm>
+                      <a:off x="0" y="0"/>
+                      <a:ext cx="5762625" cy="2914650"/>
+                    </a:xfrm>
+                    <a:prstGeom prst="rect">
+                      <a:avLst/>
+                    </a:prstGeom>
+                  </pic:spPr>
+                </pic:pic>
+              </a:graphicData>
+            </a:graphic>
+          </wp:inline>
+        </w:drawing>
+      </w:r>
+    </w:p>
+    <w:p>
+      <w:pPr>
+        <w:spacing w:after="60" w:before="240"/>
+        <w:jc w:val="both"/>
+      </w:pPr>
+      <w:r>
+        <w:rPr>
+          <w:b/>
+          <w:bCs/>
+        </w:rPr>
+        <w:t xml:space="preserve">Gráfico 2 – Evolução da cota do nível da lagoa em operação (leituras topográficas semanais, fev–jul/2026)</w:t>
+      </w:r>
+    </w:p>
+    <w:p>
+      <w:pPr>
+        <w:spacing w:after="120"/>
+        <w:jc w:val="center"/>
+      </w:pPr>
+      <w:r>
+        <w:drawing>
+          <wp:inline distT="0" distB="0" distL="0" distR="0">
+            <wp:extent cx="5762625" cy="2533650"/>
+            <wp:effectExtent t="0" r="0" b="0" l="0"/>
+            <wp:docPr id="1" name="" descr="" title=""/>
+            <wp:cNvGraphicFramePr>
+              <a:graphicFrameLocks xmlns:a="http://schemas.openxmlformats.org/drawingml/2006/main" noChangeAspect="1"/>
+            </wp:cNvGraphicFramePr>
+            <a:graphic xmlns:a="http://schemas.openxmlformats.org/drawingml/2006/main">
+              <a:graphicData uri="http://schemas.openxmlformats.org/drawingml/2006/picture">
+                <pic:pic xmlns:pic="http://schemas.openxmlformats.org/drawingml/2006/picture">
+                  <pic:nvPicPr>
+                    <pic:cNvPr id="0" name="" descr=""/>
+                    <pic:cNvPicPr>
+                      <a:picLocks noChangeAspect="1" noChangeArrowheads="1"/>
+                    </pic:cNvPicPr>
+                  </pic:nvPicPr>
+                  <pic:blipFill>
+                    <a:blip r:embed="rId8" cstate="none"/>
+                    <a:srcRect/>
+                    <a:stretch>
+                      <a:fillRect/>
+                    </a:stretch>
+                  </pic:blipFill>
+                  <pic:spPr bwMode="auto">
+                    <a:xfrm>
+                      <a:off x="0" y="0"/>
+                      <a:ext cx="5762625" cy="2533650"/>
+                    </a:xfrm>
+                    <a:prstGeom prst="rect">
+                      <a:avLst/>
+                    </a:prstGeom>
+                  </pic:spPr>
+                </pic:pic>
+              </a:graphicData>
+            </a:graphic>
+          </wp:inline>
+        </w:drawing>
+      </w:r>
+    </w:p>
+    <w:p>
+      <w:pPr>
+        <w:spacing w:after="60" w:before="240"/>
+        <w:jc w:val="both"/>
+      </w:pPr>
+      <w:r>
+        <w:rPr>
+          <w:b/>
+          <w:bCs/>
+        </w:rPr>
+        <w:t xml:space="preserve">Gráfico 3 – Afluente total à lagoa e precipitação registrada no aterro em 2026</w:t>
+      </w:r>
+    </w:p>
+    <w:p>
+      <w:pPr>
+        <w:spacing w:after="120"/>
+        <w:jc w:val="center"/>
+      </w:pPr>
+      <w:r>
+        <w:drawing>
+          <wp:inline distT="0" distB="0" distL="0" distR="0">
+            <wp:extent cx="5762625" cy="3419475"/>
+            <wp:effectExtent t="0" r="0" b="0" l="0"/>
+            <wp:docPr id="1" name="" descr="" title=""/>
+            <wp:cNvGraphicFramePr>
+              <a:graphicFrameLocks xmlns:a="http://schemas.openxmlformats.org/drawingml/2006/main" noChangeAspect="1"/>
+            </wp:cNvGraphicFramePr>
+            <a:graphic xmlns:a="http://schemas.openxmlformats.org/drawingml/2006/main">
+              <a:graphicData uri="http://schemas.openxmlformats.org/drawingml/2006/picture">
+                <pic:pic xmlns:pic="http://schemas.openxmlformats.org/drawingml/2006/picture">
+                  <pic:nvPicPr>
+                    <pic:cNvPr id="0" name="" descr=""/>
+                    <pic:cNvPicPr>
+                      <a:picLocks noChangeAspect="1" noChangeArrowheads="1"/>
+                    </pic:cNvPicPr>
+                  </pic:nvPicPr>
+                  <pic:blipFill>
+                    <a:blip r:embed="rId9" cstate="none"/>
+                    <a:srcRect/>
+                    <a:stretch>
+                      <a:fillRect/>
+                    </a:stretch>
+                  </pic:blipFill>
+                  <pic:spPr bwMode="auto">
+                    <a:xfrm>
+                      <a:off x="0" y="0"/>
+                      <a:ext cx="5762625" cy="3419475"/>
+                    </a:xfrm>
+                    <a:prstGeom prst="rect">
+                      <a:avLst/>
+                    </a:prstGeom>
+                  </pic:spPr>
+                </pic:pic>
+              </a:graphicData>
+            </a:graphic>
+          </wp:inline>
+        </w:drawing>
+      </w:r>
+    </w:p>
+    <w:p>
+      <w:pPr>
+        <w:spacing w:after="60" w:before="240"/>
+        <w:jc w:val="both"/>
+      </w:pPr>
+      <w:r>
+        <w:rPr>
+          <w:b/>
+          <w:bCs/>
+        </w:rPr>
+        <w:t xml:space="preserve">Gráfico 4 – Histórico climatológico do município de Altos/PI: temperatura média, umidade relativa e pluviometria mensal (reapresentação — Ofício nº 014/2026)</w:t>
+      </w:r>
+    </w:p>
+    <w:p>
+      <w:pPr>
+        <w:spacing w:after="120"/>
+        <w:jc w:val="center"/>
+      </w:pPr>
+      <w:r>
+        <w:drawing>
+          <wp:inline distT="0" distB="0" distL="0" distR="0">
+            <wp:extent cx="5762625" cy="3333750"/>
+            <wp:effectExtent t="0" r="0" b="0" l="0"/>
+            <wp:docPr id="1" name="" descr="" title=""/>
+            <wp:cNvGraphicFramePr>
+              <a:graphicFrameLocks xmlns:a="http://schemas.openxmlformats.org/drawingml/2006/main" noChangeAspect="1"/>
+            </wp:cNvGraphicFramePr>
+            <a:graphic xmlns:a="http://schemas.openxmlformats.org/drawingml/2006/main">
+              <a:graphicData uri="http://schemas.openxmlformats.org/drawingml/2006/picture">
+                <pic:pic xmlns:pic="http://schemas.openxmlformats.org/drawingml/2006/picture">
+                  <pic:nvPicPr>
+                    <pic:cNvPr id="0" name="" descr=""/>
+                    <pic:cNvPicPr>
+                      <a:picLocks noChangeAspect="1" noChangeArrowheads="1"/>
+                    </pic:cNvPicPr>
+                  </pic:nvPicPr>
+                  <pic:blipFill>
+                    <a:blip r:embed="rId10" cstate="none"/>
+                    <a:srcRect/>
+                    <a:stretch>
+                      <a:fillRect/>
+                    </a:stretch>
+                  </pic:blipFill>
+                  <pic:spPr bwMode="auto">
+                    <a:xfrm>
+                      <a:off x="0" y="0"/>
+                      <a:ext cx="5762625" cy="3333750"/>
+                    </a:xfrm>
+                    <a:prstGeom prst="rect">
+                      <a:avLst/>
+                    </a:prstGeom>
+                  </pic:spPr>
+                </pic:pic>
+              </a:graphicData>
+            </a:graphic>
+          </wp:inline>
+        </w:drawing>
+      </w:r>
+    </w:p>
+    <w:p>
+      <w:pPr>
+        <w:spacing w:after="60" w:before="240"/>
+        <w:jc w:val="both"/>
+      </w:pPr>
+      <w:r>
+        <w:rPr>
+          <w:b/>
+          <w:bCs/>
+        </w:rPr>
+        <w:t xml:space="preserve">Figura 1 – Vista aérea da lagoa em operação e medição aerofotogramétrica do volume armazenado na plataforma Propeller (levantamento de 13/07/2026)</w:t>
+      </w:r>
+    </w:p>
+    <w:p>
+      <w:pPr>
+        <w:spacing w:after="120"/>
+        <w:jc w:val="center"/>
+      </w:pPr>
+      <w:r>
+        <w:drawing>
+          <wp:inline distT="0" distB="0" distL="0" distR="0">
+            <wp:extent cx="5762625" cy="2724150"/>
+            <wp:effectExtent t="0" r="0" b="0" l="0"/>
+            <wp:docPr id="1" name="" descr="" title=""/>
+            <wp:cNvGraphicFramePr>
+              <a:graphicFrameLocks xmlns:a="http://schemas.openxmlformats.org/drawingml/2006/main" noChangeAspect="1"/>
+            </wp:cNvGraphicFramePr>
+            <a:graphic xmlns:a="http://schemas.openxmlformats.org/drawingml/2006/main">
+              <a:graphicData uri="http://schemas.openxmlformats.org/drawingml/2006/picture">
+                <pic:pic xmlns:pic="http://schemas.openxmlformats.org/drawingml/2006/picture">
+                  <pic:nvPicPr>
+                    <pic:cNvPr id="0" name="" descr=""/>
+                    <pic:cNvPicPr>
+                      <a:picLocks noChangeAspect="1" noChangeArrowheads="1"/>
+                    </pic:cNvPicPr>
+                  </pic:nvPicPr>
+                  <pic:blipFill>
+                    <a:blip r:embed="rId11" cstate="none"/>
+                    <a:srcRect/>
+                    <a:stretch>
+                      <a:fillRect/>
+                    </a:stretch>
+                  </pic:blipFill>
+                  <pic:spPr bwMode="auto">
+                    <a:xfrm>
+                      <a:off x="0" y="0"/>
+                      <a:ext cx="5762625" cy="2724150"/>
+                    </a:xfrm>
+                    <a:prstGeom prst="rect">
+                      <a:avLst/>
+                    </a:prstGeom>
+                  </pic:spPr>
+                </pic:pic>
+              </a:graphicData>
+            </a:graphic>
+          </wp:inline>
+        </w:drawing>
       </w:r>
     </w:p>
     <w:sectPr>

--- a/Resposta_Oficio_2565-2026_ETURB.docx
+++ b/Resposta_Oficio_2565-2026_ETURB.docx
@@ -501,7 +501,16 @@
         <w:jc w:val="both"/>
       </w:pPr>
       <w:r>
-        <w:t xml:space="preserve">Cumpre observar, com o devido respeito e sem embargo das relevantes competências fiscalizatórias dessa Autarquia no plano contratual, que a avaliação acerca da existência de risco ambiental e da suficiência das medidas de gerenciamento de percolado insere-se na esfera de competência do órgão ambiental licenciador (SEMARH/PI), que acompanha regularmente o empreendimento e suas condicionantes e que, até o presente momento, não formulou qualquer apontamento de risco ou objeção às medidas implementadas. No plano contratual, registre-se que a implantação da solução definitiva de tratamento encontra previsão no Projeto Básico vinculado ao Credenciamento, cujas diretrizes e etapas vêm sendo fielmente observadas por esta empresa, conforme cronograma ora apresentado.</w:t>
+        <w:t xml:space="preserve">Cumpre observar, com o devido respeito e sem embargo das relevantes competências fiscalizatórias dessa Autarquia no plano contratual, que a avaliação acerca da existência de risco ambiental e da suficiência das medidas de gerenciamento de percolado insere-se na esfera de competência do órgão ambiental licenciador (SEMARH/PI), que acompanha regularmente o empreendimento e suas condicionantes e que, até o presente momento, não formulou qualquer apontamento de risco ou objeção às medidas implementadas.</w:t>
+      </w:r>
+    </w:p>
+    <w:p>
+      <w:pPr>
+        <w:spacing w:after="120" w:before="0"/>
+        <w:jc w:val="both"/>
+      </w:pPr>
+      <w:r>
+        <w:t xml:space="preserve">No plano contratual, cumpre registrar que o Plano de Trabalho vigente do Contrato nº 13011131/2025 contempla o gerenciamento do percolado por meio de sistema de drenagem e lagoa de acumulação — obrigação integralmente cumprida e, inclusive, ampliada por esta empresa com a implantação da segunda lagoa de acumulação. A implantação de sistema próprio de tratamento de chorume, por sua vez, constitui requisito do Projeto Básico do Credenciamento em curso (item 6.2.2), sem prazo específico ali fixado, e vem sendo endereçada de forma planejada e transparente por esta empresa, conforme cronograma ora apresentado, cuja conclusão ocorrerá ainda no primeiro terço da vigência de 24 (vinte e quatro) meses do novo instrumento contratual. Anote-se, ademais, que os indicadores de desempenho do mesmo Projeto Básico reputam adequada a gestão de lixiviado quando o volume gerado é tratado ou destinado em percentual igual ou superior a 95% (Indicador nº 5) — condição plenamente atendida pelo sistema de acumulação e evaporação em operação, que gerencia a integralidade do percolado gerado, sem lançamento de efluentes em corpos hídricos.</w:t>
       </w:r>
     </w:p>
     <w:p>

--- a/Resposta_Oficio_2565-2026_ETURB.docx
+++ b/Resposta_Oficio_2565-2026_ETURB.docx
@@ -510,7 +510,7 @@
         <w:jc w:val="both"/>
       </w:pPr>
       <w:r>
-        <w:t xml:space="preserve">No plano contratual, cumpre registrar que o Plano de Trabalho vigente do Contrato nº 13011131/2025 contempla o gerenciamento do percolado por meio de sistema de drenagem e lagoa de acumulação — obrigação integralmente cumprida e, inclusive, ampliada por esta empresa com a implantação da segunda lagoa de acumulação. A implantação de sistema próprio de tratamento de chorume, por sua vez, constitui requisito do Projeto Básico do Credenciamento em curso (item 6.2.2), sem prazo específico ali fixado, e vem sendo endereçada de forma planejada e transparente por esta empresa, conforme cronograma ora apresentado, cuja conclusão ocorrerá ainda no primeiro terço da vigência de 24 (vinte e quatro) meses do novo instrumento contratual. Anote-se, ademais, que os indicadores de desempenho do mesmo Projeto Básico reputam adequada a gestão de lixiviado quando o volume gerado é tratado ou destinado em percentual igual ou superior a 95% (Indicador nº 5) — condição plenamente atendida pelo sistema de acumulação e evaporação em operação, que gerencia a integralidade do percolado gerado, sem lançamento de efluentes em corpos hídricos.</w:t>
+        <w:t xml:space="preserve">No plano contratual, cumpre registrar que o Plano de Trabalho vigente do Contrato nº 13011131/2025 contempla o gerenciamento do percolado por meio de sistema de drenagem e lagoa de acumulação — obrigação integralmente cumprida e, inclusive, ampliada por esta empresa com a implantação da segunda lagoa de acumulação. A disponibilidade de sistema de tratamento de chorume, por sua vez, constitui requisito de infraestrutura previsto no Projeto Básico do Credenciamento (item 6.2.2) e na minuta contratual do Edital de Credenciamento nº 02 (cláusula 8.1.1.38, alínea "b") — certame no âmbito do qual esta empresa foi regularmente credenciada —, sem que haja, em qualquer desses instrumentos, prazo ou marco temporal específico para sua implantação. O requisito vem sendo endereçado de forma planejada e transparente por esta empresa, conforme cronograma ora apresentado, cuja conclusão ocorrerá ainda no primeiro terço da vigência de 24 (vinte e quatro) meses do novo instrumento contratual. Anote-se, ademais, que o Instrumento de Medição de Resultados (IMR) que integra o referido Projeto Básico e o Edital reputa adequada a gestão de lixiviado quando o volume gerado é tratado ou destinado em percentual igual ou superior a 95% (Indicador nº 5) — condição plenamente atendida pelo sistema de acumulação e evaporação em operação, que gerencia a integralidade do percolado gerado, sem lançamento de efluentes em corpos hídricos.</w:t>
       </w:r>
     </w:p>
     <w:p>
